--- a/tests/corpus/korvane/files/product/kchub200_install_guide.docx
+++ b/tests/corpus/korvane/files/product/kchub200_install_guide.docx
@@ -65,6 +65,9 @@
         <w:gridCol w:w="4320"/>
       </w:tblGrid>
       <w:tr>
+        <w:trPr>
+          <w:cantSplit/>
+        </w:trPr>
         <w:tc>
           <w:tcPr>
             <w:tcW w:type="dxa" w:w="4320"/>
@@ -93,6 +96,9 @@
         </w:tc>
       </w:tr>
       <w:tr>
+        <w:trPr>
+          <w:cantSplit/>
+        </w:trPr>
         <w:tc>
           <w:tcPr>
             <w:tcW w:type="dxa" w:w="4320"/>
@@ -115,6 +121,9 @@
         </w:tc>
       </w:tr>
       <w:tr>
+        <w:trPr>
+          <w:cantSplit/>
+        </w:trPr>
         <w:tc>
           <w:tcPr>
             <w:tcW w:type="dxa" w:w="4320"/>
@@ -137,6 +146,9 @@
         </w:tc>
       </w:tr>
       <w:tr>
+        <w:trPr>
+          <w:cantSplit/>
+        </w:trPr>
         <w:tc>
           <w:tcPr>
             <w:tcW w:type="dxa" w:w="4320"/>
@@ -159,6 +171,9 @@
         </w:tc>
       </w:tr>
       <w:tr>
+        <w:trPr>
+          <w:cantSplit/>
+        </w:trPr>
         <w:tc>
           <w:tcPr>
             <w:tcW w:type="dxa" w:w="4320"/>
@@ -181,6 +196,9 @@
         </w:tc>
       </w:tr>
       <w:tr>
+        <w:trPr>
+          <w:cantSplit/>
+        </w:trPr>
         <w:tc>
           <w:tcPr>
             <w:tcW w:type="dxa" w:w="4320"/>
@@ -203,6 +221,9 @@
         </w:tc>
       </w:tr>
       <w:tr>
+        <w:trPr>
+          <w:cantSplit/>
+        </w:trPr>
         <w:tc>
           <w:tcPr>
             <w:tcW w:type="dxa" w:w="4320"/>
@@ -225,6 +246,9 @@
         </w:tc>
       </w:tr>
       <w:tr>
+        <w:trPr>
+          <w:cantSplit/>
+        </w:trPr>
         <w:tc>
           <w:tcPr>
             <w:tcW w:type="dxa" w:w="4320"/>
@@ -247,6 +271,9 @@
         </w:tc>
       </w:tr>
       <w:tr>
+        <w:trPr>
+          <w:cantSplit/>
+        </w:trPr>
         <w:tc>
           <w:tcPr>
             <w:tcW w:type="dxa" w:w="4320"/>
@@ -269,6 +296,9 @@
         </w:tc>
       </w:tr>
       <w:tr>
+        <w:trPr>
+          <w:cantSplit/>
+        </w:trPr>
         <w:tc>
           <w:tcPr>
             <w:tcW w:type="dxa" w:w="4320"/>
@@ -291,6 +321,9 @@
         </w:tc>
       </w:tr>
       <w:tr>
+        <w:trPr>
+          <w:cantSplit/>
+        </w:trPr>
         <w:tc>
           <w:tcPr>
             <w:tcW w:type="dxa" w:w="4320"/>
@@ -313,6 +346,9 @@
         </w:tc>
       </w:tr>
       <w:tr>
+        <w:trPr>
+          <w:cantSplit/>
+        </w:trPr>
         <w:tc>
           <w:tcPr>
             <w:tcW w:type="dxa" w:w="4320"/>
@@ -335,6 +371,9 @@
         </w:tc>
       </w:tr>
       <w:tr>
+        <w:trPr>
+          <w:cantSplit/>
+        </w:trPr>
         <w:tc>
           <w:tcPr>
             <w:tcW w:type="dxa" w:w="4320"/>
@@ -492,6 +531,9 @@
         <w:gridCol w:w="4320"/>
       </w:tblGrid>
       <w:tr>
+        <w:trPr>
+          <w:cantSplit/>
+        </w:trPr>
         <w:tc>
           <w:tcPr>
             <w:tcW w:type="dxa" w:w="4320"/>
@@ -520,6 +562,9 @@
         </w:tc>
       </w:tr>
       <w:tr>
+        <w:trPr>
+          <w:cantSplit/>
+        </w:trPr>
         <w:tc>
           <w:tcPr>
             <w:tcW w:type="dxa" w:w="4320"/>
@@ -542,6 +587,9 @@
         </w:tc>
       </w:tr>
       <w:tr>
+        <w:trPr>
+          <w:cantSplit/>
+        </w:trPr>
         <w:tc>
           <w:tcPr>
             <w:tcW w:type="dxa" w:w="4320"/>
@@ -564,6 +612,9 @@
         </w:tc>
       </w:tr>
       <w:tr>
+        <w:trPr>
+          <w:cantSplit/>
+        </w:trPr>
         <w:tc>
           <w:tcPr>
             <w:tcW w:type="dxa" w:w="4320"/>
@@ -586,6 +637,9 @@
         </w:tc>
       </w:tr>
       <w:tr>
+        <w:trPr>
+          <w:cantSplit/>
+        </w:trPr>
         <w:tc>
           <w:tcPr>
             <w:tcW w:type="dxa" w:w="4320"/>
@@ -608,6 +662,9 @@
         </w:tc>
       </w:tr>
       <w:tr>
+        <w:trPr>
+          <w:cantSplit/>
+        </w:trPr>
         <w:tc>
           <w:tcPr>
             <w:tcW w:type="dxa" w:w="4320"/>
@@ -630,6 +687,9 @@
         </w:tc>
       </w:tr>
       <w:tr>
+        <w:trPr>
+          <w:cantSplit/>
+        </w:trPr>
         <w:tc>
           <w:tcPr>
             <w:tcW w:type="dxa" w:w="4320"/>
@@ -734,6 +794,9 @@
         <w:gridCol w:w="2880"/>
       </w:tblGrid>
       <w:tr>
+        <w:trPr>
+          <w:cantSplit/>
+        </w:trPr>
         <w:tc>
           <w:tcPr>
             <w:tcW w:type="dxa" w:w="2880"/>
@@ -775,6 +838,9 @@
         </w:tc>
       </w:tr>
       <w:tr>
+        <w:trPr>
+          <w:cantSplit/>
+        </w:trPr>
         <w:tc>
           <w:tcPr>
             <w:tcW w:type="dxa" w:w="2880"/>
@@ -807,6 +873,9 @@
         </w:tc>
       </w:tr>
       <w:tr>
+        <w:trPr>
+          <w:cantSplit/>
+        </w:trPr>
         <w:tc>
           <w:tcPr>
             <w:tcW w:type="dxa" w:w="2880"/>
@@ -839,6 +908,9 @@
         </w:tc>
       </w:tr>
       <w:tr>
+        <w:trPr>
+          <w:cantSplit/>
+        </w:trPr>
         <w:tc>
           <w:tcPr>
             <w:tcW w:type="dxa" w:w="2880"/>
@@ -871,6 +943,9 @@
         </w:tc>
       </w:tr>
       <w:tr>
+        <w:trPr>
+          <w:cantSplit/>
+        </w:trPr>
         <w:tc>
           <w:tcPr>
             <w:tcW w:type="dxa" w:w="2880"/>
@@ -903,6 +978,9 @@
         </w:tc>
       </w:tr>
       <w:tr>
+        <w:trPr>
+          <w:cantSplit/>
+        </w:trPr>
         <w:tc>
           <w:tcPr>
             <w:tcW w:type="dxa" w:w="2880"/>
@@ -935,6 +1013,9 @@
         </w:tc>
       </w:tr>
       <w:tr>
+        <w:trPr>
+          <w:cantSplit/>
+        </w:trPr>
         <w:tc>
           <w:tcPr>
             <w:tcW w:type="dxa" w:w="2880"/>
@@ -967,6 +1048,9 @@
         </w:tc>
       </w:tr>
       <w:tr>
+        <w:trPr>
+          <w:cantSplit/>
+        </w:trPr>
         <w:tc>
           <w:tcPr>
             <w:tcW w:type="dxa" w:w="2880"/>
@@ -999,6 +1083,9 @@
         </w:tc>
       </w:tr>
       <w:tr>
+        <w:trPr>
+          <w:cantSplit/>
+        </w:trPr>
         <w:tc>
           <w:tcPr>
             <w:tcW w:type="dxa" w:w="2880"/>
@@ -1031,6 +1118,9 @@
         </w:tc>
       </w:tr>
       <w:tr>
+        <w:trPr>
+          <w:cantSplit/>
+        </w:trPr>
         <w:tc>
           <w:tcPr>
             <w:tcW w:type="dxa" w:w="2880"/>
@@ -1063,6 +1153,9 @@
         </w:tc>
       </w:tr>
       <w:tr>
+        <w:trPr>
+          <w:cantSplit/>
+        </w:trPr>
         <w:tc>
           <w:tcPr>
             <w:tcW w:type="dxa" w:w="2880"/>
@@ -1095,6 +1188,9 @@
         </w:tc>
       </w:tr>
       <w:tr>
+        <w:trPr>
+          <w:cantSplit/>
+        </w:trPr>
         <w:tc>
           <w:tcPr>
             <w:tcW w:type="dxa" w:w="2880"/>
@@ -1213,6 +1309,9 @@
         <w:gridCol w:w="2880"/>
       </w:tblGrid>
       <w:tr>
+        <w:trPr>
+          <w:cantSplit/>
+        </w:trPr>
         <w:tc>
           <w:tcPr>
             <w:tcW w:type="dxa" w:w="2880"/>
@@ -1254,6 +1353,9 @@
         </w:tc>
       </w:tr>
       <w:tr>
+        <w:trPr>
+          <w:cantSplit/>
+        </w:trPr>
         <w:tc>
           <w:tcPr>
             <w:tcW w:type="dxa" w:w="2880"/>
@@ -1286,6 +1388,9 @@
         </w:tc>
       </w:tr>
       <w:tr>
+        <w:trPr>
+          <w:cantSplit/>
+        </w:trPr>
         <w:tc>
           <w:tcPr>
             <w:tcW w:type="dxa" w:w="2880"/>
@@ -1318,6 +1423,9 @@
         </w:tc>
       </w:tr>
       <w:tr>
+        <w:trPr>
+          <w:cantSplit/>
+        </w:trPr>
         <w:tc>
           <w:tcPr>
             <w:tcW w:type="dxa" w:w="2880"/>
@@ -1350,6 +1458,9 @@
         </w:tc>
       </w:tr>
       <w:tr>
+        <w:trPr>
+          <w:cantSplit/>
+        </w:trPr>
         <w:tc>
           <w:tcPr>
             <w:tcW w:type="dxa" w:w="2880"/>
@@ -1382,6 +1493,9 @@
         </w:tc>
       </w:tr>
       <w:tr>
+        <w:trPr>
+          <w:cantSplit/>
+        </w:trPr>
         <w:tc>
           <w:tcPr>
             <w:tcW w:type="dxa" w:w="2880"/>
